--- a/labAndPptFiles/fourthFifthSem/cryptoLabWork.docx
+++ b/labAndPptFiles/fourthFifthSem/cryptoLabWork.docx
@@ -5304,7 +5304,12 @@
         </w:rPr>
       </w:pPr>
       <w:r>
-        <w:rPr/>
+        <w:rPr>
+          <w:b/>
+          <w:bCs/>
+          <w:sz w:val="32"/>
+          <w:szCs w:val="24"/>
+        </w:rPr>
       </w:r>
     </w:p>
     <w:p>
@@ -5320,23 +5325,12 @@
         </w:rPr>
       </w:pPr>
       <w:r>
-        <w:rPr/>
-      </w:r>
-    </w:p>
-    <w:p>
-      <w:pPr>
-        <w:pStyle w:val="Normal"/>
-        <w:bidi w:val="0"/>
-        <w:jc w:val="start"/>
         <w:rPr>
           <w:b/>
           <w:bCs/>
           <w:sz w:val="32"/>
           <w:szCs w:val="24"/>
         </w:rPr>
-      </w:pPr>
-      <w:r>
-        <w:rPr/>
       </w:r>
     </w:p>
     <w:p>
@@ -5702,11 +5696,7 @@
       </w:r>
       <w:r>
         <w:rPr/>
-        <w:t xml:space="preserve"> → stores the inverse m</w:t>
-      </w:r>
-      <w:r>
-        <w:rPr/>
-        <w:t>apping for decryption</w:t>
+        <w:t xml:space="preserve"> → stores the inverse mapping for decryption</w:t>
       </w:r>
     </w:p>
     <w:p>
@@ -20335,7 +20325,11 @@
         </w:rPr>
       </w:pPr>
       <w:r>
-        <w:rPr/>
+        <w:rPr>
+          <w:b/>
+          <w:bCs/>
+          <w:sz w:val="32"/>
+        </w:rPr>
       </w:r>
     </w:p>
     <w:p>
@@ -20350,7 +20344,11 @@
         </w:rPr>
       </w:pPr>
       <w:r>
-        <w:rPr/>
+        <w:rPr>
+          <w:b/>
+          <w:bCs/>
+          <w:sz w:val="32"/>
+        </w:rPr>
       </w:r>
     </w:p>
     <w:p>
@@ -20365,7 +20363,11 @@
         </w:rPr>
       </w:pPr>
       <w:r>
-        <w:rPr/>
+        <w:rPr>
+          <w:b/>
+          <w:bCs/>
+          <w:sz w:val="32"/>
+        </w:rPr>
       </w:r>
     </w:p>
     <w:p>
@@ -20380,7 +20382,11 @@
         </w:rPr>
       </w:pPr>
       <w:r>
-        <w:rPr/>
+        <w:rPr>
+          <w:b/>
+          <w:bCs/>
+          <w:sz w:val="32"/>
+        </w:rPr>
       </w:r>
     </w:p>
     <w:p>
@@ -20395,7 +20401,11 @@
         </w:rPr>
       </w:pPr>
       <w:r>
-        <w:rPr/>
+        <w:rPr>
+          <w:b/>
+          <w:bCs/>
+          <w:sz w:val="32"/>
+        </w:rPr>
       </w:r>
     </w:p>
     <w:p>
@@ -23968,7 +23978,11 @@
         </w:rPr>
       </w:pPr>
       <w:r>
-        <w:rPr/>
+        <w:rPr>
+          <w:b/>
+          <w:bCs/>
+          <w:sz w:val="28"/>
+        </w:rPr>
       </w:r>
     </w:p>
     <w:p>
@@ -34301,7 +34315,12 @@
         </w:rPr>
       </w:pPr>
       <w:r>
-        <w:rPr/>
+        <w:rPr>
+          <w:b/>
+          <w:bCs/>
+          <w:sz w:val="28"/>
+          <w:szCs w:val="20"/>
+        </w:rPr>
       </w:r>
     </w:p>
     <w:p>
@@ -34319,7 +34338,12 @@
         </w:rPr>
       </w:pPr>
       <w:r>
-        <w:rPr/>
+        <w:rPr>
+          <w:b/>
+          <w:bCs/>
+          <w:sz w:val="28"/>
+          <w:szCs w:val="20"/>
+        </w:rPr>
       </w:r>
     </w:p>
     <w:p>
@@ -34337,7 +34361,12 @@
         </w:rPr>
       </w:pPr>
       <w:r>
-        <w:rPr/>
+        <w:rPr>
+          <w:b/>
+          <w:bCs/>
+          <w:sz w:val="28"/>
+          <w:szCs w:val="20"/>
+        </w:rPr>
       </w:r>
     </w:p>
     <w:p>
@@ -34355,7 +34384,12 @@
         </w:rPr>
       </w:pPr>
       <w:r>
-        <w:rPr/>
+        <w:rPr>
+          <w:b/>
+          <w:bCs/>
+          <w:sz w:val="28"/>
+          <w:szCs w:val="20"/>
+        </w:rPr>
       </w:r>
     </w:p>
     <w:p>
@@ -34373,7 +34407,12 @@
         </w:rPr>
       </w:pPr>
       <w:r>
-        <w:rPr/>
+        <w:rPr>
+          <w:b/>
+          <w:bCs/>
+          <w:sz w:val="28"/>
+          <w:szCs w:val="20"/>
+        </w:rPr>
       </w:r>
     </w:p>
     <w:p>
@@ -34391,7 +34430,12 @@
         </w:rPr>
       </w:pPr>
       <w:r>
-        <w:rPr/>
+        <w:rPr>
+          <w:b/>
+          <w:bCs/>
+          <w:sz w:val="28"/>
+          <w:szCs w:val="20"/>
+        </w:rPr>
       </w:r>
     </w:p>
     <w:p>
@@ -34409,7 +34453,12 @@
         </w:rPr>
       </w:pPr>
       <w:r>
-        <w:rPr/>
+        <w:rPr>
+          <w:b/>
+          <w:bCs/>
+          <w:sz w:val="28"/>
+          <w:szCs w:val="20"/>
+        </w:rPr>
       </w:r>
     </w:p>
     <w:p>
@@ -34427,7 +34476,12 @@
         </w:rPr>
       </w:pPr>
       <w:r>
-        <w:rPr/>
+        <w:rPr>
+          <w:b/>
+          <w:bCs/>
+          <w:sz w:val="28"/>
+          <w:szCs w:val="20"/>
+        </w:rPr>
       </w:r>
     </w:p>
     <w:p>
@@ -34445,7 +34499,12 @@
         </w:rPr>
       </w:pPr>
       <w:r>
-        <w:rPr/>
+        <w:rPr>
+          <w:b/>
+          <w:bCs/>
+          <w:sz w:val="28"/>
+          <w:szCs w:val="20"/>
+        </w:rPr>
       </w:r>
     </w:p>
     <w:p>
@@ -48625,7 +48684,7 @@
     <w:pPr>
       <w:widowControl/>
       <w:suppressAutoHyphens w:val="true"/>
-      <w:overflowPunct w:val="true"/>
+      <w:overflowPunct w:val="false"/>
       <w:bidi w:val="0"/>
       <w:spacing w:before="0" w:after="0"/>
       <w:jc w:val="start"/>

--- a/labAndPptFiles/fourthFifthSem/cryptoLabWork.docx
+++ b/labAndPptFiles/fourthFifthSem/cryptoLabWork.docx
@@ -40518,28 +40518,9 @@
       <w:jc w:val="start"/>
       <w:rPr/>
     </w:pPr>
-    <w:bookmarkStart w:id="0" w:name="PageNumWizard_HEADER_Default_Page_Style2"/>
     <w:r>
       <w:rPr/>
-      <w:fldChar w:fldCharType="begin"/>
     </w:r>
-    <w:r>
-      <w:rPr/>
-      <w:instrText xml:space="preserve"> PAGE </w:instrText>
-    </w:r>
-    <w:r>
-      <w:rPr/>
-      <w:fldChar w:fldCharType="separate"/>
-    </w:r>
-    <w:r>
-      <w:rPr/>
-      <w:t>42</w:t>
-    </w:r>
-    <w:r>
-      <w:rPr/>
-      <w:fldChar w:fldCharType="end"/>
-    </w:r>
-    <w:bookmarkEnd w:id="0"/>
   </w:p>
 </w:hdr>
 </file>
@@ -40555,9 +40536,9 @@
     <w:r>
       <w:rPr/>
     </w:r>
+    <w:bookmarkStart w:id="0" w:name="PageNumWizard_HEADER_Default_Page_Style3"/>
     <w:bookmarkStart w:id="1" w:name="PageNumWizard_HEADER_Default_Page_Style3"/>
-    <w:bookmarkStart w:id="2" w:name="PageNumWizard_HEADER_Default_Page_Style3"/>
-    <w:bookmarkEnd w:id="2"/>
+    <w:bookmarkEnd w:id="1"/>
   </w:p>
 </w:hdr>
 </file>
@@ -48684,7 +48665,7 @@
     <w:pPr>
       <w:widowControl/>
       <w:suppressAutoHyphens w:val="true"/>
-      <w:overflowPunct w:val="false"/>
+      <w:overflowPunct w:val="true"/>
       <w:bidi w:val="0"/>
       <w:spacing w:before="0" w:after="0"/>
       <w:jc w:val="start"/>
